--- a/docs/tech/ezTalk/ezTalk_PC클라이언트_테스트_방법.docx
+++ b/docs/tech/ezTalk/ezTalk_PC클라이언트_테스트_방법.docx
@@ -24,10 +24,42 @@
         <w:rPr>
           <w:rFonts w:hint="eastAsia"/>
         </w:rPr>
-        <w:t>해당 문서에 첨부된 ezCloudTalk을 다운로드하여 설치한다.</w:t>
-      </w:r>
-    </w:p>
-    <w:p>
+        <w:t xml:space="preserve">해당 </w:t>
+      </w:r>
+      <w:r>
+        <w:rPr>
+          <w:rFonts w:hint="eastAsia"/>
+        </w:rPr>
+        <w:t>문서의 동일한 폴더에</w:t>
+      </w:r>
+      <w:r>
+        <w:rPr>
+          <w:rFonts w:hint="eastAsia"/>
+        </w:rPr>
+        <w:t xml:space="preserve"> 첨부된 </w:t>
+      </w:r>
+      <w:r>
+        <w:t>ezTalkSetup_1.0.26.6.exe</w:t>
+      </w:r>
+      <w:r>
+        <w:rPr>
+          <w:rFonts w:hint="eastAsia"/>
+        </w:rPr>
+        <w:t xml:space="preserve"> 설치파일을 실행한다.</w:t>
+      </w:r>
+      <w:r>
+        <w:rPr>
+          <w:rFonts w:hint="eastAsia"/>
+        </w:rPr>
+        <w:t>.</w:t>
+      </w:r>
+    </w:p>
+    <w:p>
+      <w:pPr>
+        <w:rPr>
+          <w:rFonts w:hint="eastAsia"/>
+        </w:rPr>
+      </w:pPr>
       <w:r>
         <w:rPr>
           <w:rFonts w:hint="eastAsia"/>
@@ -43,14 +75,10 @@
         </w:rPr>
         <w:t>의 아이콘을 우클릭하여 속성에서 파일 위치 열기를 클릭한다.</w:t>
       </w:r>
-    </w:p>
-    <w:p/>
-    <w:p>
-      <w:pPr>
-        <w:rPr>
-          <w:rFonts w:hint="eastAsia"/>
-        </w:rPr>
-      </w:pPr>
+      <w:bookmarkStart w:id="0" w:name="_GoBack"/>
+      <w:bookmarkEnd w:id="0"/>
+    </w:p>
+    <w:p>
       <w:r>
         <w:rPr>
           <w:noProof/>
@@ -106,11 +134,6 @@
       </w:r>
     </w:p>
     <w:p>
-      <w:pPr>
-        <w:rPr>
-          <w:rFonts w:hint="eastAsia"/>
-        </w:rPr>
-      </w:pPr>
       <w:r>
         <w:rPr>
           <w:noProof/>
@@ -164,11 +187,6 @@
       </w:r>
     </w:p>
     <w:p>
-      <w:pPr>
-        <w:rPr>
-          <w:rFonts w:hint="eastAsia"/>
-        </w:rPr>
-      </w:pPr>
       <w:r>
         <w:rPr>
           <w:rFonts w:hint="eastAsia"/>
@@ -268,11 +286,6 @@
       </w:r>
     </w:p>
     <w:p>
-      <w:pPr>
-        <w:rPr>
-          <w:rFonts w:hint="eastAsia"/>
-        </w:rPr>
-      </w:pPr>
       <w:r>
         <w:rPr>
           <w:rFonts w:hint="eastAsia"/>
@@ -332,11 +345,6 @@
       </w:r>
     </w:p>
     <w:p>
-      <w:pPr>
-        <w:rPr>
-          <w:rFonts w:hint="eastAsia"/>
-        </w:rPr>
-      </w:pPr>
       <w:r>
         <w:t xml:space="preserve">./run.sh </w:t>
       </w:r>
@@ -385,19 +393,12 @@
     </w:p>
     <w:p/>
     <w:p>
-      <w:pPr>
-        <w:rPr>
-          <w:rFonts w:hint="eastAsia"/>
-        </w:rPr>
-      </w:pPr>
       <w:r>
         <w:rPr>
           <w:rFonts w:hint="eastAsia"/>
         </w:rPr>
         <w:t>이후 ezCloudTalk을 재실행하여 로그인 화면이 잘 뜨고 계정 로그인이 성공적으로 되는지 확인한다.</w:t>
       </w:r>
-      <w:bookmarkStart w:id="0" w:name="_GoBack"/>
-      <w:bookmarkEnd w:id="0"/>
     </w:p>
     <w:sectPr>
       <w:pgSz w:w="11906" w:h="16838"/>

--- a/docs/tech/ezTalk/ezTalk_PC클라이언트_테스트_방법.docx
+++ b/docs/tech/ezTalk/ezTalk_PC클라이언트_테스트_방법.docx
@@ -55,11 +55,6 @@
       </w:r>
     </w:p>
     <w:p>
-      <w:pPr>
-        <w:rPr>
-          <w:rFonts w:hint="eastAsia"/>
-        </w:rPr>
-      </w:pPr>
       <w:r>
         <w:rPr>
           <w:rFonts w:hint="eastAsia"/>
@@ -75,8 +70,6 @@
         </w:rPr>
         <w:t>의 아이콘을 우클릭하여 속성에서 파일 위치 열기를 클릭한다.</w:t>
       </w:r>
-      <w:bookmarkStart w:id="0" w:name="_GoBack"/>
-      <w:bookmarkEnd w:id="0"/>
     </w:p>
     <w:p>
       <w:r>
@@ -343,6 +336,24 @@
       <w:r>
         <w:t>cd ezTalkEncTool</w:t>
       </w:r>
+    </w:p>
+    <w:p>
+      <w:pPr>
+        <w:rPr>
+          <w:rFonts w:hint="eastAsia"/>
+        </w:rPr>
+      </w:pPr>
+      <w:r>
+        <w:rPr>
+          <w:rFonts w:hint="eastAsia"/>
+        </w:rPr>
+        <w:t>mvn</w:t>
+      </w:r>
+      <w:r>
+        <w:t xml:space="preserve"> clean package</w:t>
+      </w:r>
+      <w:bookmarkStart w:id="0" w:name="_GoBack"/>
+      <w:bookmarkEnd w:id="0"/>
     </w:p>
     <w:p>
       <w:r>
